--- a/中期文档.docx
+++ b/中期文档.docx
@@ -231,14 +231,16 @@
               <w:rPr>
                 <w:rFonts w:ascii="黑体" w:eastAsia="黑体" w:hAnsi="黑体" w:hint="eastAsia"/>
                 <w:bCs/>
+                <w:lang w:eastAsia="zh-CN"/>
               </w:rPr>
             </w:pPr>
             <w:r>
               <w:rPr>
-                <w:rFonts w:ascii="黑体" w:eastAsia="黑体" w:hAnsi="黑体"/>
+                <w:rFonts w:ascii="黑体" w:eastAsia="黑体" w:hAnsi="黑体" w:hint="eastAsia"/>
                 <w:bCs/>
+                <w:lang w:eastAsia="zh-CN"/>
               </w:rPr>
-              <w:t>（姓名 + 学号）</w:t>
+              <w:t>林益民-24300180041</w:t>
             </w:r>
           </w:p>
         </w:tc>
@@ -347,11 +349,11 @@
             </w:pPr>
             <w:r>
               <w:rPr>
-                <w:rFonts w:ascii="黑体" w:eastAsia="黑体" w:hAnsi="黑体" w:hint="eastAsia"/>
+                <w:rFonts w:ascii="黑体" w:eastAsia="黑体" w:hAnsi="黑体"/>
                 <w:bCs/>
                 <w:lang w:eastAsia="zh-CN"/>
               </w:rPr>
-              <w:t>无</w:t>
+              <w:t>https://github.com/knotraveller/3D-PJ</w:t>
             </w:r>
           </w:p>
         </w:tc>
@@ -627,7 +629,7 @@
     <w:p>
       <w:pPr>
         <w:rPr>
-          <w:rFonts w:ascii="仿宋" w:eastAsia="仿宋" w:hAnsi="仿宋"/>
+          <w:rFonts w:ascii="仿宋" w:eastAsia="仿宋" w:hAnsi="仿宋" w:hint="eastAsia"/>
           <w:bCs/>
           <w:lang w:eastAsia="zh-CN"/>
         </w:rPr>
@@ -644,7 +646,7 @@
     <w:p>
       <w:pPr>
         <w:rPr>
-          <w:rFonts w:ascii="仿宋" w:eastAsia="仿宋" w:hAnsi="仿宋"/>
+          <w:rFonts w:ascii="仿宋" w:eastAsia="仿宋" w:hAnsi="仿宋" w:hint="eastAsia"/>
           <w:bCs/>
           <w:lang w:eastAsia="zh-CN"/>
         </w:rPr>
@@ -661,7 +663,7 @@
     <w:p>
       <w:pPr>
         <w:rPr>
-          <w:rFonts w:ascii="仿宋" w:eastAsia="仿宋" w:hAnsi="仿宋"/>
+          <w:rFonts w:ascii="仿宋" w:eastAsia="仿宋" w:hAnsi="仿宋" w:hint="eastAsia"/>
           <w:bCs/>
           <w:lang w:eastAsia="zh-CN"/>
         </w:rPr>
@@ -678,7 +680,7 @@
     <w:p>
       <w:pPr>
         <w:rPr>
-          <w:rFonts w:ascii="仿宋" w:eastAsia="仿宋" w:hAnsi="仿宋" w:cs="仿宋"/>
+          <w:rFonts w:ascii="仿宋" w:eastAsia="仿宋" w:hAnsi="仿宋" w:cs="仿宋" w:hint="eastAsia"/>
           <w:color w:val="000000"/>
         </w:rPr>
       </w:pPr>
@@ -822,7 +824,7 @@
           <w:rFonts w:ascii="仿宋" w:eastAsia="仿宋" w:hAnsi="仿宋" w:cs="仿宋"/>
           <w:lang w:eastAsia="zh-CN"/>
         </w:rPr>
-        <w:t xml:space="preserve">其中，Point-E 采用前向式扩散生成流程，可由文本或图像条件生成点云结果，适合作为低成本 3D 生成 baseline；Shap-E 进一步生成可解码为 mesh 或 NeRF 的隐式 3D 表示，体现了从点云输出向资产化 3D 表示过渡的思路；Zero123++ 则侧重于由单张图像生成一致的多视角图像，可作为“单图条件 → </w:t>
+        <w:t>其中，Point-E 采用前向式扩散生成流程，可由文本或图像条件生成点云结果，适合作为低成本 3D 生成 baseline；Shap-E 进一步生成可解码为 mesh 或 NeRF 的隐式 3D 表示，体现了从点云输出向资产化 3D 表示过渡</w:t>
       </w:r>
       <w:r>
         <w:rPr>
@@ -830,7 +832,7 @@
           <w:lang w:eastAsia="zh-CN"/>
         </w:rPr>
         <w:lastRenderedPageBreak/>
-        <w:t>多视角输入”的前置模块。上述方法暂不作为本项目的完整复现目标，而作为外部参考模型、效果对比对象和可选工具链。</w:t>
+        <w:t>的思路；Zero123++ 则侧重于由单张图像生成一致的多视角图像，可作为“单图条件 → 多视角输入”的前置模块。上述方法暂不作为本项目的完整复现目标，而作为外部参考模型、效果对比对象和可选工具链。</w:t>
       </w:r>
     </w:p>
     <w:p>
@@ -1472,6 +1474,7 @@
                 <w:bCs/>
                 <w:lang w:eastAsia="zh-CN"/>
               </w:rPr>
+              <w:lastRenderedPageBreak/>
               <w:t>先在小数据集</w:t>
             </w:r>
             <w:r>
@@ -1480,16 +1483,7 @@
                 <w:bCs/>
                 <w:lang w:eastAsia="zh-CN"/>
               </w:rPr>
-              <w:t>/简易</w:t>
-            </w:r>
-            <w:r>
-              <w:rPr>
-                <w:rFonts w:ascii="黑体" w:eastAsia="黑体" w:hAnsi="黑体" w:hint="eastAsia"/>
-                <w:bCs/>
-                <w:lang w:eastAsia="zh-CN"/>
-              </w:rPr>
-              <w:lastRenderedPageBreak/>
-              <w:t>模型</w:t>
+              <w:t>/简易模型</w:t>
             </w:r>
             <w:r>
               <w:rPr>
